--- a/lib/mallit/crm_tarjous.docx
+++ b/lib/mallit/crm_tarjous.docx
@@ -150,6 +150,11 @@
             </w:r>
           </w:p>
           <w:p>
+            <w:pPr>
+              <w:rPr>
+                <w:lang w:val="fi-FI"/>
+              </w:rPr>
+            </w:pPr>
             <w:r>
               <w:rPr>
                 <w:sz w:val="20"/>
@@ -206,6 +211,11 @@
             </w:r>
           </w:p>
           <w:p>
+            <w:pPr>
+              <w:rPr>
+                <w:lang w:val="fi-FI"/>
+              </w:rPr>
+            </w:pPr>
             <w:r>
               <w:rPr>
                 <w:sz w:val="20"/>
@@ -221,7 +231,14 @@
     </w:tbl>
     <w:p>
       <w:pPr>
+        <w:widowControl w:val="0"/>
         <w:spacing w:line="240" w:lineRule="auto"/>
+        <w:rPr>
+          <w:sz w:val="20"/>
+          <w:szCs w:val="20"/>
+          <w:highlight w:val="white"/>
+          <w:lang w:val="fi-FI"/>
+        </w:rPr>
       </w:pPr>
     </w:p>
     <w:p>
@@ -249,7 +266,7 @@
           <w:szCs w:val="20"/>
           <w:highlight w:val="white"/>
         </w:rPr>
-        <w:t>tyonkuvaus</w:t>
+        <w:t>teksti</w:t>
       </w:r>
       <w:proofErr w:type="spellEnd"/>
       <w:r>
@@ -271,37 +288,23 @@
           <w:highlight w:val="white"/>
         </w:rPr>
       </w:pPr>
+      <w:r>
+        <w:rPr>
+          <w:sz w:val="20"/>
+          <w:szCs w:val="20"/>
+          <w:highlight w:val="white"/>
+        </w:rPr>
+        <w:t>#</w:t>
+      </w:r>
+      <w:r>
+        <w:rPr>
+          <w:sz w:val="20"/>
+          <w:szCs w:val="20"/>
+        </w:rPr>
+        <w:t>tuote_palvelu</w:t>
+      </w:r>
       <w:bookmarkStart w:id="0" w:name="_GoBack"/>
       <w:bookmarkEnd w:id="0"/>
-    </w:p>
-    <w:p>
-      <w:pPr>
-        <w:widowControl w:val="0"/>
-        <w:spacing w:line="240" w:lineRule="auto"/>
-        <w:rPr>
-          <w:sz w:val="20"/>
-          <w:szCs w:val="20"/>
-          <w:highlight w:val="white"/>
-        </w:rPr>
-      </w:pPr>
-      <w:r>
-        <w:rPr>
-          <w:sz w:val="20"/>
-          <w:szCs w:val="20"/>
-          <w:highlight w:val="white"/>
-        </w:rPr>
-        <w:t>#</w:t>
-      </w:r>
-      <w:proofErr w:type="spellStart"/>
-      <w:r>
-        <w:rPr>
-          <w:sz w:val="20"/>
-          <w:szCs w:val="20"/>
-          <w:highlight w:val="white"/>
-        </w:rPr>
-        <w:t>teksti</w:t>
-      </w:r>
-      <w:proofErr w:type="spellEnd"/>
       <w:r>
         <w:rPr>
           <w:sz w:val="20"/>
